--- a/assets/labs/lab-02-report.docx
+++ b/assets/labs/lab-02-report.docx
@@ -33,6 +33,34 @@
         <w:t>Submit this report as a PDF through Learning Suite. Shared measurements are allowed; analysis and conclusion are individual.</w:t>
       </w:r>
     </w:p>
+    <w:tbl>
+      <w:tblPr>
+        <w:tblStyle w:val="TableGrid"/>
+        <w:tblW w:type="auto" w:w="0"/>
+        <w:tblLook w:firstColumn="1" w:firstRow="1" w:lastColumn="0" w:lastRow="0" w:noHBand="0" w:noVBand="1" w:val="04A0"/>
+      </w:tblPr>
+      <w:tblGrid>
+        <w:gridCol w:w="14256"/>
+      </w:tblGrid>
+      <w:tr>
+        <w:tc>
+          <w:tcPr>
+            <w:tcW w:type="dxa" w:w="14256"/>
+            <w:shd w:fill="F6E3D5"/>
+          </w:tcPr>
+          <w:p>
+            <w:r>
+              <w:rPr>
+                <w:b/>
+                <w:color w:val="17324D"/>
+              </w:rPr>
+              <w:t>EVIDENCE ALERT: Take three pictures before dismantling the relevant setup: State B current, the correct baseline waveform, and one configuration challenge with the changed setting visible.</w:t>
+            </w:r>
+          </w:p>
+        </w:tc>
+      </w:tr>
+    </w:tbl>
+    <w:p/>
     <w:p>
       <w:pPr>
         <w:pStyle w:val="Heading1"/>
@@ -40,190 +68,6 @@
       <w:r>
         <w:t>Table 1 - Parallel Load States (20 points)</w:t>
       </w:r>
-    </w:p>
-    <w:tbl>
-      <w:tblPr>
-        <w:tblStyle w:val="TableGrid"/>
-        <w:tblW w:type="auto" w:w="0"/>
-        <w:tblLayout w:type="fixed"/>
-        <w:tblLook w:firstColumn="1" w:firstRow="1" w:lastColumn="0" w:lastRow="0" w:noHBand="0" w:noVBand="1" w:val="04A0"/>
-      </w:tblPr>
-      <w:tblGrid>
-        <w:gridCol w:w="4752"/>
-        <w:gridCol w:w="4752"/>
-        <w:gridCol w:w="4752"/>
-      </w:tblGrid>
-      <w:tr>
-        <w:trPr>
-          <w:tblHeader w:val="true"/>
-        </w:trPr>
-        <w:tc>
-          <w:tcPr>
-            <w:tcW w:type="dxa" w:w="2880"/>
-            <w:shd w:fill="17324D"/>
-          </w:tcPr>
-          <w:p>
-            <w:r>
-              <w:rPr>
-                <w:b/>
-                <w:color w:val="FFFFFF"/>
-                <w:sz w:val="16"/>
-              </w:rPr>
-              <w:t>Component</w:t>
-            </w:r>
-          </w:p>
-        </w:tc>
-        <w:tc>
-          <w:tcPr>
-            <w:tcW w:type="dxa" w:w="2880"/>
-            <w:shd w:fill="17324D"/>
-          </w:tcPr>
-          <w:p>
-            <w:r>
-              <w:rPr>
-                <w:b/>
-                <w:color w:val="FFFFFF"/>
-                <w:sz w:val="16"/>
-              </w:rPr>
-              <w:t>Rated</w:t>
-            </w:r>
-          </w:p>
-        </w:tc>
-        <w:tc>
-          <w:tcPr>
-            <w:tcW w:type="dxa" w:w="4320"/>
-            <w:shd w:fill="17324D"/>
-          </w:tcPr>
-          <w:p>
-            <w:r>
-              <w:rPr>
-                <w:b/>
-                <w:color w:val="FFFFFF"/>
-                <w:sz w:val="16"/>
-              </w:rPr>
-              <w:t>Measured</w:t>
-            </w:r>
-          </w:p>
-        </w:tc>
-      </w:tr>
-      <w:tr>
-        <w:trPr>
-          <w:trHeight w:hRule="atLeast" w:val="605"/>
-        </w:trPr>
-        <w:tc>
-          <w:tcPr>
-            <w:tcW w:type="dxa" w:w="2880"/>
-            <w:vAlign w:val="center"/>
-          </w:tcPr>
-          <w:p>
-            <w:pPr>
-              <w:spacing w:after="0"/>
-            </w:pPr>
-            <w:r>
-              <w:rPr>
-                <w:sz w:val="16"/>
-              </w:rPr>
-              <w:t>R1</w:t>
-            </w:r>
-          </w:p>
-        </w:tc>
-        <w:tc>
-          <w:tcPr>
-            <w:tcW w:type="dxa" w:w="2880"/>
-            <w:vAlign w:val="center"/>
-          </w:tcPr>
-          <w:p>
-            <w:pPr>
-              <w:spacing w:after="0"/>
-            </w:pPr>
-            <w:r>
-              <w:rPr>
-                <w:sz w:val="16"/>
-              </w:rPr>
-              <w:t>1.0 kΩ</w:t>
-            </w:r>
-          </w:p>
-        </w:tc>
-        <w:tc>
-          <w:tcPr>
-            <w:tcW w:type="dxa" w:w="4320"/>
-            <w:vAlign w:val="center"/>
-          </w:tcPr>
-          <w:p>
-            <w:pPr>
-              <w:spacing w:after="0"/>
-            </w:pPr>
-            <w:r>
-              <w:rPr>
-                <w:sz w:val="16"/>
-              </w:rPr>
-            </w:r>
-          </w:p>
-        </w:tc>
-      </w:tr>
-      <w:tr>
-        <w:trPr>
-          <w:trHeight w:hRule="atLeast" w:val="605"/>
-        </w:trPr>
-        <w:tc>
-          <w:tcPr>
-            <w:tcW w:type="dxa" w:w="2880"/>
-            <w:vAlign w:val="center"/>
-            <w:shd w:fill="EAF2F7"/>
-          </w:tcPr>
-          <w:p>
-            <w:pPr>
-              <w:spacing w:after="0"/>
-            </w:pPr>
-            <w:r>
-              <w:rPr>
-                <w:sz w:val="16"/>
-              </w:rPr>
-              <w:t>R2</w:t>
-            </w:r>
-          </w:p>
-        </w:tc>
-        <w:tc>
-          <w:tcPr>
-            <w:tcW w:type="dxa" w:w="2880"/>
-            <w:vAlign w:val="center"/>
-            <w:shd w:fill="EAF2F7"/>
-          </w:tcPr>
-          <w:p>
-            <w:pPr>
-              <w:spacing w:after="0"/>
-            </w:pPr>
-            <w:r>
-              <w:rPr>
-                <w:sz w:val="16"/>
-              </w:rPr>
-              <w:t>2.2 kΩ</w:t>
-            </w:r>
-          </w:p>
-        </w:tc>
-        <w:tc>
-          <w:tcPr>
-            <w:tcW w:type="dxa" w:w="4320"/>
-            <w:vAlign w:val="center"/>
-            <w:shd w:fill="EAF2F7"/>
-          </w:tcPr>
-          <w:p>
-            <w:pPr>
-              <w:spacing w:after="0"/>
-            </w:pPr>
-            <w:r>
-              <w:rPr>
-                <w:sz w:val="16"/>
-              </w:rPr>
-            </w:r>
-          </w:p>
-        </w:tc>
-      </w:tr>
-    </w:tbl>
-    <w:p>
-      <w:pPr>
-        <w:spacing w:after="0"/>
-      </w:pPr>
     </w:p>
     <w:tbl>
       <w:tblPr>
@@ -713,11 +557,1055 @@
       </w:r>
     </w:p>
     <w:p>
+      <w:r>
+        <w:br w:type="page"/>
+      </w:r>
+    </w:p>
+    <w:p>
       <w:pPr>
         <w:pStyle w:val="Heading1"/>
       </w:pPr>
       <w:r>
-        <w:t>Table 2 - Instrument Loading (20 points)</w:t>
+        <w:t>Table 2 - Known AC Waveform (20 points)</w:t>
+      </w:r>
+    </w:p>
+    <w:tbl>
+      <w:tblPr>
+        <w:tblStyle w:val="TableGrid"/>
+        <w:tblW w:type="auto" w:w="0"/>
+        <w:tblLayout w:type="fixed"/>
+        <w:tblLook w:firstColumn="1" w:firstRow="1" w:lastColumn="0" w:lastRow="0" w:noHBand="0" w:noVBand="1" w:val="04A0"/>
+      </w:tblPr>
+      <w:tblGrid>
+        <w:gridCol w:w="3564"/>
+        <w:gridCol w:w="3564"/>
+        <w:gridCol w:w="3564"/>
+        <w:gridCol w:w="3564"/>
+      </w:tblGrid>
+      <w:tr>
+        <w:trPr>
+          <w:tblHeader w:val="true"/>
+        </w:trPr>
+        <w:tc>
+          <w:tcPr>
+            <w:tcW w:type="dxa" w:w="3168"/>
+            <w:shd w:fill="17324D"/>
+          </w:tcPr>
+          <w:p>
+            <w:r>
+              <w:rPr>
+                <w:b/>
+                <w:color w:val="FFFFFF"/>
+                <w:sz w:val="16"/>
+              </w:rPr>
+              <w:t>Quantity</w:t>
+            </w:r>
+          </w:p>
+        </w:tc>
+        <w:tc>
+          <w:tcPr>
+            <w:tcW w:type="dxa" w:w="3456"/>
+            <w:shd w:fill="17324D"/>
+          </w:tcPr>
+          <w:p>
+            <w:r>
+              <w:rPr>
+                <w:b/>
+                <w:color w:val="FFFFFF"/>
+                <w:sz w:val="16"/>
+              </w:rPr>
+              <w:t>Generator target</w:t>
+            </w:r>
+          </w:p>
+        </w:tc>
+        <w:tc>
+          <w:tcPr>
+            <w:tcW w:type="dxa" w:w="3456"/>
+            <w:shd w:fill="17324D"/>
+          </w:tcPr>
+          <w:p>
+            <w:r>
+              <w:rPr>
+                <w:b/>
+                <w:color w:val="FFFFFF"/>
+                <w:sz w:val="16"/>
+              </w:rPr>
+              <w:t>Calculated</w:t>
+            </w:r>
+          </w:p>
+        </w:tc>
+        <w:tc>
+          <w:tcPr>
+            <w:tcW w:type="dxa" w:w="4608"/>
+            <w:shd w:fill="17324D"/>
+          </w:tcPr>
+          <w:p>
+            <w:r>
+              <w:rPr>
+                <w:b/>
+                <w:color w:val="FFFFFF"/>
+                <w:sz w:val="16"/>
+              </w:rPr>
+              <w:t>Oscilloscope</w:t>
+            </w:r>
+          </w:p>
+        </w:tc>
+      </w:tr>
+      <w:tr>
+        <w:trPr>
+          <w:trHeight w:hRule="atLeast" w:val="605"/>
+        </w:trPr>
+        <w:tc>
+          <w:tcPr>
+            <w:tcW w:type="dxa" w:w="3168"/>
+            <w:vAlign w:val="center"/>
+          </w:tcPr>
+          <w:p>
+            <w:pPr>
+              <w:spacing w:after="0"/>
+            </w:pPr>
+            <w:r>
+              <w:rPr>
+                <w:sz w:val="16"/>
+              </w:rPr>
+              <w:t>Waveform</w:t>
+            </w:r>
+          </w:p>
+        </w:tc>
+        <w:tc>
+          <w:tcPr>
+            <w:tcW w:type="dxa" w:w="3456"/>
+            <w:vAlign w:val="center"/>
+          </w:tcPr>
+          <w:p>
+            <w:pPr>
+              <w:spacing w:after="0"/>
+            </w:pPr>
+            <w:r>
+              <w:rPr>
+                <w:sz w:val="16"/>
+              </w:rPr>
+              <w:t>Sine</w:t>
+            </w:r>
+          </w:p>
+        </w:tc>
+        <w:tc>
+          <w:tcPr>
+            <w:tcW w:type="dxa" w:w="3456"/>
+            <w:vAlign w:val="center"/>
+          </w:tcPr>
+          <w:p>
+            <w:pPr>
+              <w:spacing w:after="0"/>
+            </w:pPr>
+            <w:r>
+              <w:rPr>
+                <w:sz w:val="16"/>
+              </w:rPr>
+              <w:t>N/A</w:t>
+            </w:r>
+          </w:p>
+        </w:tc>
+        <w:tc>
+          <w:tcPr>
+            <w:tcW w:type="dxa" w:w="4608"/>
+            <w:vAlign w:val="center"/>
+          </w:tcPr>
+          <w:p>
+            <w:pPr>
+              <w:spacing w:after="0"/>
+            </w:pPr>
+            <w:r>
+              <w:rPr>
+                <w:sz w:val="16"/>
+              </w:rPr>
+            </w:r>
+          </w:p>
+        </w:tc>
+      </w:tr>
+      <w:tr>
+        <w:trPr>
+          <w:trHeight w:hRule="atLeast" w:val="605"/>
+        </w:trPr>
+        <w:tc>
+          <w:tcPr>
+            <w:tcW w:type="dxa" w:w="3168"/>
+            <w:vAlign w:val="center"/>
+            <w:shd w:fill="EAF2F7"/>
+          </w:tcPr>
+          <w:p>
+            <w:pPr>
+              <w:spacing w:after="0"/>
+            </w:pPr>
+            <w:r>
+              <w:rPr>
+                <w:sz w:val="16"/>
+              </w:rPr>
+              <w:t>Frequency</w:t>
+            </w:r>
+          </w:p>
+        </w:tc>
+        <w:tc>
+          <w:tcPr>
+            <w:tcW w:type="dxa" w:w="3456"/>
+            <w:vAlign w:val="center"/>
+            <w:shd w:fill="EAF2F7"/>
+          </w:tcPr>
+          <w:p>
+            <w:pPr>
+              <w:spacing w:after="0"/>
+            </w:pPr>
+            <w:r>
+              <w:rPr>
+                <w:sz w:val="16"/>
+              </w:rPr>
+              <w:t>1.00 kHz</w:t>
+            </w:r>
+          </w:p>
+        </w:tc>
+        <w:tc>
+          <w:tcPr>
+            <w:tcW w:type="dxa" w:w="3456"/>
+            <w:vAlign w:val="center"/>
+            <w:shd w:fill="EAF2F7"/>
+          </w:tcPr>
+          <w:p>
+            <w:pPr>
+              <w:spacing w:after="0"/>
+            </w:pPr>
+            <w:r>
+              <w:rPr>
+                <w:sz w:val="16"/>
+              </w:rPr>
+            </w:r>
+          </w:p>
+        </w:tc>
+        <w:tc>
+          <w:tcPr>
+            <w:tcW w:type="dxa" w:w="4608"/>
+            <w:vAlign w:val="center"/>
+            <w:shd w:fill="EAF2F7"/>
+          </w:tcPr>
+          <w:p>
+            <w:pPr>
+              <w:spacing w:after="0"/>
+            </w:pPr>
+            <w:r>
+              <w:rPr>
+                <w:sz w:val="16"/>
+              </w:rPr>
+            </w:r>
+          </w:p>
+        </w:tc>
+      </w:tr>
+      <w:tr>
+        <w:trPr>
+          <w:trHeight w:hRule="atLeast" w:val="605"/>
+        </w:trPr>
+        <w:tc>
+          <w:tcPr>
+            <w:tcW w:type="dxa" w:w="3168"/>
+            <w:vAlign w:val="center"/>
+          </w:tcPr>
+          <w:p>
+            <w:pPr>
+              <w:spacing w:after="0"/>
+            </w:pPr>
+            <w:r>
+              <w:rPr>
+                <w:sz w:val="16"/>
+              </w:rPr>
+              <w:t>Period</w:t>
+            </w:r>
+          </w:p>
+        </w:tc>
+        <w:tc>
+          <w:tcPr>
+            <w:tcW w:type="dxa" w:w="3456"/>
+            <w:vAlign w:val="center"/>
+          </w:tcPr>
+          <w:p>
+            <w:pPr>
+              <w:spacing w:after="0"/>
+            </w:pPr>
+            <w:r>
+              <w:rPr>
+                <w:sz w:val="16"/>
+              </w:rPr>
+            </w:r>
+          </w:p>
+        </w:tc>
+        <w:tc>
+          <w:tcPr>
+            <w:tcW w:type="dxa" w:w="3456"/>
+            <w:vAlign w:val="center"/>
+          </w:tcPr>
+          <w:p>
+            <w:pPr>
+              <w:spacing w:after="0"/>
+            </w:pPr>
+            <w:r>
+              <w:rPr>
+                <w:sz w:val="16"/>
+              </w:rPr>
+            </w:r>
+          </w:p>
+        </w:tc>
+        <w:tc>
+          <w:tcPr>
+            <w:tcW w:type="dxa" w:w="4608"/>
+            <w:vAlign w:val="center"/>
+          </w:tcPr>
+          <w:p>
+            <w:pPr>
+              <w:spacing w:after="0"/>
+            </w:pPr>
+            <w:r>
+              <w:rPr>
+                <w:sz w:val="16"/>
+              </w:rPr>
+            </w:r>
+          </w:p>
+        </w:tc>
+      </w:tr>
+      <w:tr>
+        <w:trPr>
+          <w:trHeight w:hRule="atLeast" w:val="605"/>
+        </w:trPr>
+        <w:tc>
+          <w:tcPr>
+            <w:tcW w:type="dxa" w:w="3168"/>
+            <w:vAlign w:val="center"/>
+            <w:shd w:fill="EAF2F7"/>
+          </w:tcPr>
+          <w:p>
+            <w:pPr>
+              <w:spacing w:after="0"/>
+            </w:pPr>
+            <w:r>
+              <w:rPr>
+                <w:sz w:val="16"/>
+              </w:rPr>
+              <w:t>Peak-to-peak</w:t>
+            </w:r>
+          </w:p>
+        </w:tc>
+        <w:tc>
+          <w:tcPr>
+            <w:tcW w:type="dxa" w:w="3456"/>
+            <w:vAlign w:val="center"/>
+            <w:shd w:fill="EAF2F7"/>
+          </w:tcPr>
+          <w:p>
+            <w:pPr>
+              <w:spacing w:after="0"/>
+            </w:pPr>
+            <w:r>
+              <w:rPr>
+                <w:sz w:val="16"/>
+              </w:rPr>
+              <w:t>2.00 Vpp</w:t>
+            </w:r>
+          </w:p>
+        </w:tc>
+        <w:tc>
+          <w:tcPr>
+            <w:tcW w:type="dxa" w:w="3456"/>
+            <w:vAlign w:val="center"/>
+            <w:shd w:fill="EAF2F7"/>
+          </w:tcPr>
+          <w:p>
+            <w:pPr>
+              <w:spacing w:after="0"/>
+            </w:pPr>
+            <w:r>
+              <w:rPr>
+                <w:sz w:val="16"/>
+              </w:rPr>
+            </w:r>
+          </w:p>
+        </w:tc>
+        <w:tc>
+          <w:tcPr>
+            <w:tcW w:type="dxa" w:w="4608"/>
+            <w:vAlign w:val="center"/>
+            <w:shd w:fill="EAF2F7"/>
+          </w:tcPr>
+          <w:p>
+            <w:pPr>
+              <w:spacing w:after="0"/>
+            </w:pPr>
+            <w:r>
+              <w:rPr>
+                <w:sz w:val="16"/>
+              </w:rPr>
+            </w:r>
+          </w:p>
+        </w:tc>
+      </w:tr>
+      <w:tr>
+        <w:trPr>
+          <w:trHeight w:hRule="atLeast" w:val="605"/>
+        </w:trPr>
+        <w:tc>
+          <w:tcPr>
+            <w:tcW w:type="dxa" w:w="3168"/>
+            <w:vAlign w:val="center"/>
+          </w:tcPr>
+          <w:p>
+            <w:pPr>
+              <w:spacing w:after="0"/>
+            </w:pPr>
+            <w:r>
+              <w:rPr>
+                <w:sz w:val="16"/>
+              </w:rPr>
+              <w:t>Peak amplitude</w:t>
+            </w:r>
+          </w:p>
+        </w:tc>
+        <w:tc>
+          <w:tcPr>
+            <w:tcW w:type="dxa" w:w="3456"/>
+            <w:vAlign w:val="center"/>
+          </w:tcPr>
+          <w:p>
+            <w:pPr>
+              <w:spacing w:after="0"/>
+            </w:pPr>
+            <w:r>
+              <w:rPr>
+                <w:sz w:val="16"/>
+              </w:rPr>
+            </w:r>
+          </w:p>
+        </w:tc>
+        <w:tc>
+          <w:tcPr>
+            <w:tcW w:type="dxa" w:w="3456"/>
+            <w:vAlign w:val="center"/>
+          </w:tcPr>
+          <w:p>
+            <w:pPr>
+              <w:spacing w:after="0"/>
+            </w:pPr>
+            <w:r>
+              <w:rPr>
+                <w:sz w:val="16"/>
+              </w:rPr>
+            </w:r>
+          </w:p>
+        </w:tc>
+        <w:tc>
+          <w:tcPr>
+            <w:tcW w:type="dxa" w:w="4608"/>
+            <w:vAlign w:val="center"/>
+          </w:tcPr>
+          <w:p>
+            <w:pPr>
+              <w:spacing w:after="0"/>
+            </w:pPr>
+            <w:r>
+              <w:rPr>
+                <w:sz w:val="16"/>
+              </w:rPr>
+            </w:r>
+          </w:p>
+        </w:tc>
+      </w:tr>
+      <w:tr>
+        <w:trPr>
+          <w:trHeight w:hRule="atLeast" w:val="605"/>
+        </w:trPr>
+        <w:tc>
+          <w:tcPr>
+            <w:tcW w:type="dxa" w:w="3168"/>
+            <w:vAlign w:val="center"/>
+            <w:shd w:fill="EAF2F7"/>
+          </w:tcPr>
+          <w:p>
+            <w:pPr>
+              <w:spacing w:after="0"/>
+            </w:pPr>
+            <w:r>
+              <w:rPr>
+                <w:sz w:val="16"/>
+              </w:rPr>
+              <w:t>AC RMS</w:t>
+            </w:r>
+          </w:p>
+        </w:tc>
+        <w:tc>
+          <w:tcPr>
+            <w:tcW w:type="dxa" w:w="3456"/>
+            <w:vAlign w:val="center"/>
+            <w:shd w:fill="EAF2F7"/>
+          </w:tcPr>
+          <w:p>
+            <w:pPr>
+              <w:spacing w:after="0"/>
+            </w:pPr>
+            <w:r>
+              <w:rPr>
+                <w:sz w:val="16"/>
+              </w:rPr>
+            </w:r>
+          </w:p>
+        </w:tc>
+        <w:tc>
+          <w:tcPr>
+            <w:tcW w:type="dxa" w:w="3456"/>
+            <w:vAlign w:val="center"/>
+            <w:shd w:fill="EAF2F7"/>
+          </w:tcPr>
+          <w:p>
+            <w:pPr>
+              <w:spacing w:after="0"/>
+            </w:pPr>
+            <w:r>
+              <w:rPr>
+                <w:sz w:val="16"/>
+              </w:rPr>
+            </w:r>
+          </w:p>
+        </w:tc>
+        <w:tc>
+          <w:tcPr>
+            <w:tcW w:type="dxa" w:w="4608"/>
+            <w:vAlign w:val="center"/>
+            <w:shd w:fill="EAF2F7"/>
+          </w:tcPr>
+          <w:p>
+            <w:pPr>
+              <w:spacing w:after="0"/>
+            </w:pPr>
+            <w:r>
+              <w:rPr>
+                <w:sz w:val="16"/>
+              </w:rPr>
+            </w:r>
+          </w:p>
+        </w:tc>
+      </w:tr>
+      <w:tr>
+        <w:trPr>
+          <w:trHeight w:hRule="atLeast" w:val="605"/>
+        </w:trPr>
+        <w:tc>
+          <w:tcPr>
+            <w:tcW w:type="dxa" w:w="3168"/>
+            <w:vAlign w:val="center"/>
+          </w:tcPr>
+          <w:p>
+            <w:pPr>
+              <w:spacing w:after="0"/>
+            </w:pPr>
+            <w:r>
+              <w:rPr>
+                <w:sz w:val="16"/>
+              </w:rPr>
+              <w:t>DC offset</w:t>
+            </w:r>
+          </w:p>
+        </w:tc>
+        <w:tc>
+          <w:tcPr>
+            <w:tcW w:type="dxa" w:w="3456"/>
+            <w:vAlign w:val="center"/>
+          </w:tcPr>
+          <w:p>
+            <w:pPr>
+              <w:spacing w:after="0"/>
+            </w:pPr>
+            <w:r>
+              <w:rPr>
+                <w:sz w:val="16"/>
+              </w:rPr>
+              <w:t>+1.00 V</w:t>
+            </w:r>
+          </w:p>
+        </w:tc>
+        <w:tc>
+          <w:tcPr>
+            <w:tcW w:type="dxa" w:w="3456"/>
+            <w:vAlign w:val="center"/>
+          </w:tcPr>
+          <w:p>
+            <w:pPr>
+              <w:spacing w:after="0"/>
+            </w:pPr>
+            <w:r>
+              <w:rPr>
+                <w:sz w:val="16"/>
+              </w:rPr>
+            </w:r>
+          </w:p>
+        </w:tc>
+        <w:tc>
+          <w:tcPr>
+            <w:tcW w:type="dxa" w:w="4608"/>
+            <w:vAlign w:val="center"/>
+          </w:tcPr>
+          <w:p>
+            <w:pPr>
+              <w:spacing w:after="0"/>
+            </w:pPr>
+            <w:r>
+              <w:rPr>
+                <w:sz w:val="16"/>
+              </w:rPr>
+            </w:r>
+          </w:p>
+        </w:tc>
+      </w:tr>
+      <w:tr>
+        <w:trPr>
+          <w:trHeight w:hRule="atLeast" w:val="605"/>
+        </w:trPr>
+        <w:tc>
+          <w:tcPr>
+            <w:tcW w:type="dxa" w:w="3168"/>
+            <w:vAlign w:val="center"/>
+            <w:shd w:fill="EAF2F7"/>
+          </w:tcPr>
+          <w:p>
+            <w:pPr>
+              <w:spacing w:after="0"/>
+            </w:pPr>
+            <w:r>
+              <w:rPr>
+                <w:sz w:val="16"/>
+              </w:rPr>
+              <w:t>Maximum / minimum</w:t>
+            </w:r>
+          </w:p>
+        </w:tc>
+        <w:tc>
+          <w:tcPr>
+            <w:tcW w:type="dxa" w:w="3456"/>
+            <w:vAlign w:val="center"/>
+            <w:shd w:fill="EAF2F7"/>
+          </w:tcPr>
+          <w:p>
+            <w:pPr>
+              <w:spacing w:after="0"/>
+            </w:pPr>
+            <w:r>
+              <w:rPr>
+                <w:sz w:val="16"/>
+              </w:rPr>
+            </w:r>
+          </w:p>
+        </w:tc>
+        <w:tc>
+          <w:tcPr>
+            <w:tcW w:type="dxa" w:w="3456"/>
+            <w:vAlign w:val="center"/>
+            <w:shd w:fill="EAF2F7"/>
+          </w:tcPr>
+          <w:p>
+            <w:pPr>
+              <w:spacing w:after="0"/>
+            </w:pPr>
+            <w:r>
+              <w:rPr>
+                <w:sz w:val="16"/>
+              </w:rPr>
+            </w:r>
+          </w:p>
+        </w:tc>
+        <w:tc>
+          <w:tcPr>
+            <w:tcW w:type="dxa" w:w="4608"/>
+            <w:vAlign w:val="center"/>
+            <w:shd w:fill="EAF2F7"/>
+          </w:tcPr>
+          <w:p>
+            <w:pPr>
+              <w:spacing w:after="0"/>
+            </w:pPr>
+            <w:r>
+              <w:rPr>
+                <w:sz w:val="16"/>
+              </w:rPr>
+            </w:r>
+          </w:p>
+        </w:tc>
+      </w:tr>
+    </w:tbl>
+    <w:p>
+      <w:pPr>
+        <w:spacing w:after="0"/>
+      </w:pPr>
+    </w:p>
+    <w:p>
+      <w:r>
+        <w:t>Generator load/display setting: ____________________    Scope volts/div: __________    time/div: __________</w:t>
+      </w:r>
+    </w:p>
+    <w:p>
+      <w:r>
+        <w:t>What did volts/div and seconds/div change on the display, and what did they not change at the source?</w:t>
+      </w:r>
+    </w:p>
+    <w:p>
+      <w:pPr>
+        <w:spacing w:after="60"/>
+      </w:pPr>
+      <w:r>
+        <w:rPr>
+          <w:color w:val="969696"/>
+        </w:rPr>
+        <w:t>____________________________________________________________________________________________</w:t>
+      </w:r>
+    </w:p>
+    <w:p>
+      <w:pPr>
+        <w:spacing w:after="60"/>
+      </w:pPr>
+      <w:r>
+        <w:rPr>
+          <w:color w:val="969696"/>
+        </w:rPr>
+        <w:t>____________________________________________________________________________________________</w:t>
+      </w:r>
+    </w:p>
+    <w:p>
+      <w:pPr>
+        <w:pStyle w:val="Heading1"/>
+      </w:pPr>
+      <w:r>
+        <w:t>Table 3 - Configuration Challenges (15 points)</w:t>
+      </w:r>
+    </w:p>
+    <w:tbl>
+      <w:tblPr>
+        <w:tblStyle w:val="TableGrid"/>
+        <w:tblW w:type="auto" w:w="0"/>
+        <w:tblLayout w:type="fixed"/>
+        <w:tblLook w:firstColumn="1" w:firstRow="1" w:lastColumn="0" w:lastRow="0" w:noHBand="0" w:noVBand="1" w:val="04A0"/>
+      </w:tblPr>
+      <w:tblGrid>
+        <w:gridCol w:w="2851"/>
+        <w:gridCol w:w="2851"/>
+        <w:gridCol w:w="2851"/>
+        <w:gridCol w:w="2851"/>
+        <w:gridCol w:w="2851"/>
+      </w:tblGrid>
+      <w:tr>
+        <w:trPr>
+          <w:tblHeader w:val="true"/>
+        </w:trPr>
+        <w:tc>
+          <w:tcPr>
+            <w:tcW w:type="dxa" w:w="2448"/>
+            <w:shd w:fill="17324D"/>
+          </w:tcPr>
+          <w:p>
+            <w:r>
+              <w:rPr>
+                <w:b/>
+                <w:color w:val="FFFFFF"/>
+                <w:sz w:val="16"/>
+              </w:rPr>
+              <w:t>Challenge</w:t>
+            </w:r>
+          </w:p>
+        </w:tc>
+        <w:tc>
+          <w:tcPr>
+            <w:tcW w:type="dxa" w:w="2880"/>
+            <w:shd w:fill="17324D"/>
+          </w:tcPr>
+          <w:p>
+            <w:r>
+              <w:rPr>
+                <w:b/>
+                <w:color w:val="FFFFFF"/>
+                <w:sz w:val="16"/>
+              </w:rPr>
+              <w:t>Correct baseline</w:t>
+            </w:r>
+          </w:p>
+        </w:tc>
+        <w:tc>
+          <w:tcPr>
+            <w:tcW w:type="dxa" w:w="3024"/>
+            <w:shd w:fill="17324D"/>
+          </w:tcPr>
+          <w:p>
+            <w:r>
+              <w:rPr>
+                <w:b/>
+                <w:color w:val="FFFFFF"/>
+                <w:sz w:val="16"/>
+              </w:rPr>
+              <w:t>Changed setting</w:t>
+            </w:r>
+          </w:p>
+        </w:tc>
+        <w:tc>
+          <w:tcPr>
+            <w:tcW w:type="dxa" w:w="3024"/>
+            <w:shd w:fill="17324D"/>
+          </w:tcPr>
+          <w:p>
+            <w:r>
+              <w:rPr>
+                <w:b/>
+                <w:color w:val="FFFFFF"/>
+                <w:sz w:val="16"/>
+              </w:rPr>
+              <w:t>Observed display</w:t>
+            </w:r>
+          </w:p>
+        </w:tc>
+        <w:tc>
+          <w:tcPr>
+            <w:tcW w:type="dxa" w:w="4752"/>
+            <w:shd w:fill="17324D"/>
+          </w:tcPr>
+          <w:p>
+            <w:r>
+              <w:rPr>
+                <w:b/>
+                <w:color w:val="FFFFFF"/>
+                <w:sz w:val="16"/>
+              </w:rPr>
+              <w:t>Cause and correction</w:t>
+            </w:r>
+          </w:p>
+        </w:tc>
+      </w:tr>
+      <w:tr>
+        <w:trPr>
+          <w:trHeight w:hRule="atLeast" w:val="605"/>
+        </w:trPr>
+        <w:tc>
+          <w:tcPr>
+            <w:tcW w:type="dxa" w:w="2448"/>
+            <w:vAlign w:val="center"/>
+          </w:tcPr>
+          <w:p>
+            <w:pPr>
+              <w:spacing w:after="0"/>
+            </w:pPr>
+            <w:r>
+              <w:rPr>
+                <w:sz w:val="16"/>
+              </w:rPr>
+              <w:t>Probe-factor mismatch</w:t>
+            </w:r>
+          </w:p>
+        </w:tc>
+        <w:tc>
+          <w:tcPr>
+            <w:tcW w:type="dxa" w:w="2880"/>
+            <w:vAlign w:val="center"/>
+          </w:tcPr>
+          <w:p>
+            <w:pPr>
+              <w:spacing w:after="0"/>
+            </w:pPr>
+            <w:r>
+              <w:rPr>
+                <w:sz w:val="16"/>
+              </w:rPr>
+            </w:r>
+          </w:p>
+        </w:tc>
+        <w:tc>
+          <w:tcPr>
+            <w:tcW w:type="dxa" w:w="3024"/>
+            <w:vAlign w:val="center"/>
+          </w:tcPr>
+          <w:p>
+            <w:pPr>
+              <w:spacing w:after="0"/>
+            </w:pPr>
+            <w:r>
+              <w:rPr>
+                <w:sz w:val="16"/>
+              </w:rPr>
+              <w:t>10x probe / 1x channel</w:t>
+            </w:r>
+          </w:p>
+        </w:tc>
+        <w:tc>
+          <w:tcPr>
+            <w:tcW w:type="dxa" w:w="3024"/>
+            <w:vAlign w:val="center"/>
+          </w:tcPr>
+          <w:p>
+            <w:pPr>
+              <w:spacing w:after="0"/>
+            </w:pPr>
+            <w:r>
+              <w:rPr>
+                <w:sz w:val="16"/>
+              </w:rPr>
+            </w:r>
+          </w:p>
+        </w:tc>
+        <w:tc>
+          <w:tcPr>
+            <w:tcW w:type="dxa" w:w="4752"/>
+            <w:vAlign w:val="center"/>
+          </w:tcPr>
+          <w:p>
+            <w:pPr>
+              <w:spacing w:after="0"/>
+            </w:pPr>
+            <w:r>
+              <w:rPr>
+                <w:sz w:val="16"/>
+              </w:rPr>
+            </w:r>
+          </w:p>
+        </w:tc>
+      </w:tr>
+      <w:tr>
+        <w:trPr>
+          <w:trHeight w:hRule="atLeast" w:val="605"/>
+        </w:trPr>
+        <w:tc>
+          <w:tcPr>
+            <w:tcW w:type="dxa" w:w="2448"/>
+            <w:vAlign w:val="center"/>
+            <w:shd w:fill="EAF2F7"/>
+          </w:tcPr>
+          <w:p>
+            <w:pPr>
+              <w:spacing w:after="0"/>
+            </w:pPr>
+            <w:r>
+              <w:rPr>
+                <w:sz w:val="16"/>
+              </w:rPr>
+              <w:t>AC coupling</w:t>
+            </w:r>
+          </w:p>
+        </w:tc>
+        <w:tc>
+          <w:tcPr>
+            <w:tcW w:type="dxa" w:w="2880"/>
+            <w:vAlign w:val="center"/>
+            <w:shd w:fill="EAF2F7"/>
+          </w:tcPr>
+          <w:p>
+            <w:pPr>
+              <w:spacing w:after="0"/>
+            </w:pPr>
+            <w:r>
+              <w:rPr>
+                <w:sz w:val="16"/>
+              </w:rPr>
+            </w:r>
+          </w:p>
+        </w:tc>
+        <w:tc>
+          <w:tcPr>
+            <w:tcW w:type="dxa" w:w="3024"/>
+            <w:vAlign w:val="center"/>
+            <w:shd w:fill="EAF2F7"/>
+          </w:tcPr>
+          <w:p>
+            <w:pPr>
+              <w:spacing w:after="0"/>
+            </w:pPr>
+            <w:r>
+              <w:rPr>
+                <w:sz w:val="16"/>
+              </w:rPr>
+              <w:t>DC to AC coupling</w:t>
+            </w:r>
+          </w:p>
+        </w:tc>
+        <w:tc>
+          <w:tcPr>
+            <w:tcW w:type="dxa" w:w="3024"/>
+            <w:vAlign w:val="center"/>
+            <w:shd w:fill="EAF2F7"/>
+          </w:tcPr>
+          <w:p>
+            <w:pPr>
+              <w:spacing w:after="0"/>
+            </w:pPr>
+            <w:r>
+              <w:rPr>
+                <w:sz w:val="16"/>
+              </w:rPr>
+            </w:r>
+          </w:p>
+        </w:tc>
+        <w:tc>
+          <w:tcPr>
+            <w:tcW w:type="dxa" w:w="4752"/>
+            <w:vAlign w:val="center"/>
+            <w:shd w:fill="EAF2F7"/>
+          </w:tcPr>
+          <w:p>
+            <w:pPr>
+              <w:spacing w:after="0"/>
+            </w:pPr>
+            <w:r>
+              <w:rPr>
+                <w:sz w:val="16"/>
+              </w:rPr>
+            </w:r>
+          </w:p>
+        </w:tc>
+      </w:tr>
+    </w:tbl>
+    <w:p>
+      <w:pPr>
+        <w:spacing w:after="0"/>
+      </w:pPr>
+    </w:p>
+    <w:p>
+      <w:r>
+        <w:t>For each challenge, did the electrical signal change, or did only the instrument's interpretation change? Explain.</w:t>
+      </w:r>
+    </w:p>
+    <w:p>
+      <w:pPr>
+        <w:spacing w:after="60"/>
+      </w:pPr>
+      <w:r>
+        <w:rPr>
+          <w:color w:val="969696"/>
+        </w:rPr>
+        <w:t>____________________________________________________________________________________________</w:t>
+      </w:r>
+    </w:p>
+    <w:p>
+      <w:pPr>
+        <w:spacing w:after="60"/>
+      </w:pPr>
+      <w:r>
+        <w:rPr>
+          <w:color w:val="969696"/>
+        </w:rPr>
+        <w:t>____________________________________________________________________________________________</w:t>
+      </w:r>
+    </w:p>
+    <w:p>
+      <w:pPr>
+        <w:spacing w:after="60"/>
+      </w:pPr>
+      <w:r>
+        <w:rPr>
+          <w:color w:val="969696"/>
+        </w:rPr>
+        <w:t>____________________________________________________________________________________________</w:t>
+      </w:r>
+    </w:p>
+    <w:p>
+      <w:pPr>
+        <w:pStyle w:val="Heading1"/>
+      </w:pPr>
+      <w:r>
+        <w:t>Table 4 - Instrument Loading (15 points)</w:t>
       </w:r>
     </w:p>
     <w:tbl>
@@ -1355,1222 +2243,7 @@
     </w:p>
     <w:p>
       <w:r>
-        <w:t>Which instrument caused the largest loading error, and why?</w:t>
-      </w:r>
-    </w:p>
-    <w:p>
-      <w:pPr>
-        <w:spacing w:after="60"/>
-      </w:pPr>
-      <w:r>
-        <w:rPr>
-          <w:color w:val="969696"/>
-        </w:rPr>
-        <w:t>____________________________________________________________________________________________</w:t>
-      </w:r>
-    </w:p>
-    <w:p>
-      <w:pPr>
-        <w:spacing w:after="60"/>
-      </w:pPr>
-      <w:r>
-        <w:rPr>
-          <w:color w:val="969696"/>
-        </w:rPr>
-        <w:t>____________________________________________________________________________________________</w:t>
-      </w:r>
-    </w:p>
-    <w:p>
-      <w:r>
-        <w:t>Why must only one instrument be attached during each comparison?</w:t>
-      </w:r>
-    </w:p>
-    <w:p>
-      <w:pPr>
-        <w:spacing w:after="60"/>
-      </w:pPr>
-      <w:r>
-        <w:rPr>
-          <w:color w:val="969696"/>
-        </w:rPr>
-        <w:t>____________________________________________________________________________________________</w:t>
-      </w:r>
-    </w:p>
-    <w:p>
-      <w:pPr>
-        <w:spacing w:after="60"/>
-      </w:pPr>
-      <w:r>
-        <w:rPr>
-          <w:color w:val="969696"/>
-        </w:rPr>
-        <w:t>____________________________________________________________________________________________</w:t>
-      </w:r>
-    </w:p>
-    <w:p>
-      <w:pPr>
-        <w:pStyle w:val="Heading1"/>
-      </w:pPr>
-      <w:r>
-        <w:t>Table 3 - Known AC Waveform (15 points)</w:t>
-      </w:r>
-    </w:p>
-    <w:tbl>
-      <w:tblPr>
-        <w:tblStyle w:val="TableGrid"/>
-        <w:tblW w:type="auto" w:w="0"/>
-        <w:tblLayout w:type="fixed"/>
-        <w:tblLook w:firstColumn="1" w:firstRow="1" w:lastColumn="0" w:lastRow="0" w:noHBand="0" w:noVBand="1" w:val="04A0"/>
-      </w:tblPr>
-      <w:tblGrid>
-        <w:gridCol w:w="2851"/>
-        <w:gridCol w:w="2851"/>
-        <w:gridCol w:w="2851"/>
-        <w:gridCol w:w="2851"/>
-        <w:gridCol w:w="2851"/>
-      </w:tblGrid>
-      <w:tr>
-        <w:trPr>
-          <w:tblHeader w:val="true"/>
-        </w:trPr>
-        <w:tc>
-          <w:tcPr>
-            <w:tcW w:type="dxa" w:w="2592"/>
-            <w:shd w:fill="17324D"/>
-          </w:tcPr>
-          <w:p>
-            <w:r>
-              <w:rPr>
-                <w:b/>
-                <w:color w:val="FFFFFF"/>
-                <w:sz w:val="16"/>
-              </w:rPr>
-              <w:t>Quantity</w:t>
-            </w:r>
-          </w:p>
-        </w:tc>
-        <w:tc>
-          <w:tcPr>
-            <w:tcW w:type="dxa" w:w="2592"/>
-            <w:shd w:fill="17324D"/>
-          </w:tcPr>
-          <w:p>
-            <w:r>
-              <w:rPr>
-                <w:b/>
-                <w:color w:val="FFFFFF"/>
-                <w:sz w:val="16"/>
-              </w:rPr>
-              <w:t>Generator target</w:t>
-            </w:r>
-          </w:p>
-        </w:tc>
-        <w:tc>
-          <w:tcPr>
-            <w:tcW w:type="dxa" w:w="2592"/>
-            <w:shd w:fill="17324D"/>
-          </w:tcPr>
-          <w:p>
-            <w:r>
-              <w:rPr>
-                <w:b/>
-                <w:color w:val="FFFFFF"/>
-                <w:sz w:val="16"/>
-              </w:rPr>
-              <w:t>Calculated</w:t>
-            </w:r>
-          </w:p>
-        </w:tc>
-        <w:tc>
-          <w:tcPr>
-            <w:tcW w:type="dxa" w:w="2880"/>
-            <w:shd w:fill="17324D"/>
-          </w:tcPr>
-          <w:p>
-            <w:r>
-              <w:rPr>
-                <w:b/>
-                <w:color w:val="FFFFFF"/>
-                <w:sz w:val="16"/>
-              </w:rPr>
-              <w:t>Oscilloscope</w:t>
-            </w:r>
-          </w:p>
-        </w:tc>
-        <w:tc>
-          <w:tcPr>
-            <w:tcW w:type="dxa" w:w="4032"/>
-            <w:shd w:fill="17324D"/>
-          </w:tcPr>
-          <w:p>
-            <w:r>
-              <w:rPr>
-                <w:b/>
-                <w:color w:val="FFFFFF"/>
-                <w:sz w:val="16"/>
-              </w:rPr>
-              <w:t>DMM / notes</w:t>
-            </w:r>
-          </w:p>
-        </w:tc>
-      </w:tr>
-      <w:tr>
-        <w:trPr>
-          <w:trHeight w:hRule="atLeast" w:val="605"/>
-        </w:trPr>
-        <w:tc>
-          <w:tcPr>
-            <w:tcW w:type="dxa" w:w="2592"/>
-            <w:vAlign w:val="center"/>
-          </w:tcPr>
-          <w:p>
-            <w:pPr>
-              <w:spacing w:after="0"/>
-            </w:pPr>
-            <w:r>
-              <w:rPr>
-                <w:sz w:val="16"/>
-              </w:rPr>
-              <w:t>Waveform</w:t>
-            </w:r>
-          </w:p>
-        </w:tc>
-        <w:tc>
-          <w:tcPr>
-            <w:tcW w:type="dxa" w:w="2592"/>
-            <w:vAlign w:val="center"/>
-          </w:tcPr>
-          <w:p>
-            <w:pPr>
-              <w:spacing w:after="0"/>
-            </w:pPr>
-            <w:r>
-              <w:rPr>
-                <w:sz w:val="16"/>
-              </w:rPr>
-              <w:t>Sine</w:t>
-            </w:r>
-          </w:p>
-        </w:tc>
-        <w:tc>
-          <w:tcPr>
-            <w:tcW w:type="dxa" w:w="2592"/>
-            <w:vAlign w:val="center"/>
-          </w:tcPr>
-          <w:p>
-            <w:pPr>
-              <w:spacing w:after="0"/>
-            </w:pPr>
-            <w:r>
-              <w:rPr>
-                <w:sz w:val="16"/>
-              </w:rPr>
-              <w:t>N/A</w:t>
-            </w:r>
-          </w:p>
-        </w:tc>
-        <w:tc>
-          <w:tcPr>
-            <w:tcW w:type="dxa" w:w="2880"/>
-            <w:vAlign w:val="center"/>
-          </w:tcPr>
-          <w:p>
-            <w:pPr>
-              <w:spacing w:after="0"/>
-            </w:pPr>
-            <w:r>
-              <w:rPr>
-                <w:sz w:val="16"/>
-              </w:rPr>
-            </w:r>
-          </w:p>
-        </w:tc>
-        <w:tc>
-          <w:tcPr>
-            <w:tcW w:type="dxa" w:w="4032"/>
-            <w:vAlign w:val="center"/>
-          </w:tcPr>
-          <w:p>
-            <w:pPr>
-              <w:spacing w:after="0"/>
-            </w:pPr>
-            <w:r>
-              <w:rPr>
-                <w:sz w:val="16"/>
-              </w:rPr>
-            </w:r>
-          </w:p>
-        </w:tc>
-      </w:tr>
-      <w:tr>
-        <w:trPr>
-          <w:trHeight w:hRule="atLeast" w:val="605"/>
-        </w:trPr>
-        <w:tc>
-          <w:tcPr>
-            <w:tcW w:type="dxa" w:w="2592"/>
-            <w:vAlign w:val="center"/>
-            <w:shd w:fill="EAF2F7"/>
-          </w:tcPr>
-          <w:p>
-            <w:pPr>
-              <w:spacing w:after="0"/>
-            </w:pPr>
-            <w:r>
-              <w:rPr>
-                <w:sz w:val="16"/>
-              </w:rPr>
-              <w:t>Frequency</w:t>
-            </w:r>
-          </w:p>
-        </w:tc>
-        <w:tc>
-          <w:tcPr>
-            <w:tcW w:type="dxa" w:w="2592"/>
-            <w:vAlign w:val="center"/>
-            <w:shd w:fill="EAF2F7"/>
-          </w:tcPr>
-          <w:p>
-            <w:pPr>
-              <w:spacing w:after="0"/>
-            </w:pPr>
-            <w:r>
-              <w:rPr>
-                <w:sz w:val="16"/>
-              </w:rPr>
-              <w:t>1.00 kHz</w:t>
-            </w:r>
-          </w:p>
-        </w:tc>
-        <w:tc>
-          <w:tcPr>
-            <w:tcW w:type="dxa" w:w="2592"/>
-            <w:vAlign w:val="center"/>
-            <w:shd w:fill="EAF2F7"/>
-          </w:tcPr>
-          <w:p>
-            <w:pPr>
-              <w:spacing w:after="0"/>
-            </w:pPr>
-            <w:r>
-              <w:rPr>
-                <w:sz w:val="16"/>
-              </w:rPr>
-            </w:r>
-          </w:p>
-        </w:tc>
-        <w:tc>
-          <w:tcPr>
-            <w:tcW w:type="dxa" w:w="2880"/>
-            <w:vAlign w:val="center"/>
-            <w:shd w:fill="EAF2F7"/>
-          </w:tcPr>
-          <w:p>
-            <w:pPr>
-              <w:spacing w:after="0"/>
-            </w:pPr>
-            <w:r>
-              <w:rPr>
-                <w:sz w:val="16"/>
-              </w:rPr>
-            </w:r>
-          </w:p>
-        </w:tc>
-        <w:tc>
-          <w:tcPr>
-            <w:tcW w:type="dxa" w:w="4032"/>
-            <w:vAlign w:val="center"/>
-            <w:shd w:fill="EAF2F7"/>
-          </w:tcPr>
-          <w:p>
-            <w:pPr>
-              <w:spacing w:after="0"/>
-            </w:pPr>
-            <w:r>
-              <w:rPr>
-                <w:sz w:val="16"/>
-              </w:rPr>
-            </w:r>
-          </w:p>
-        </w:tc>
-      </w:tr>
-      <w:tr>
-        <w:trPr>
-          <w:trHeight w:hRule="atLeast" w:val="605"/>
-        </w:trPr>
-        <w:tc>
-          <w:tcPr>
-            <w:tcW w:type="dxa" w:w="2592"/>
-            <w:vAlign w:val="center"/>
-          </w:tcPr>
-          <w:p>
-            <w:pPr>
-              <w:spacing w:after="0"/>
-            </w:pPr>
-            <w:r>
-              <w:rPr>
-                <w:sz w:val="16"/>
-              </w:rPr>
-              <w:t>Period</w:t>
-            </w:r>
-          </w:p>
-        </w:tc>
-        <w:tc>
-          <w:tcPr>
-            <w:tcW w:type="dxa" w:w="2592"/>
-            <w:vAlign w:val="center"/>
-          </w:tcPr>
-          <w:p>
-            <w:pPr>
-              <w:spacing w:after="0"/>
-            </w:pPr>
-            <w:r>
-              <w:rPr>
-                <w:sz w:val="16"/>
-              </w:rPr>
-            </w:r>
-          </w:p>
-        </w:tc>
-        <w:tc>
-          <w:tcPr>
-            <w:tcW w:type="dxa" w:w="2592"/>
-            <w:vAlign w:val="center"/>
-          </w:tcPr>
-          <w:p>
-            <w:pPr>
-              <w:spacing w:after="0"/>
-            </w:pPr>
-            <w:r>
-              <w:rPr>
-                <w:sz w:val="16"/>
-              </w:rPr>
-            </w:r>
-          </w:p>
-        </w:tc>
-        <w:tc>
-          <w:tcPr>
-            <w:tcW w:type="dxa" w:w="2880"/>
-            <w:vAlign w:val="center"/>
-          </w:tcPr>
-          <w:p>
-            <w:pPr>
-              <w:spacing w:after="0"/>
-            </w:pPr>
-            <w:r>
-              <w:rPr>
-                <w:sz w:val="16"/>
-              </w:rPr>
-            </w:r>
-          </w:p>
-        </w:tc>
-        <w:tc>
-          <w:tcPr>
-            <w:tcW w:type="dxa" w:w="4032"/>
-            <w:vAlign w:val="center"/>
-          </w:tcPr>
-          <w:p>
-            <w:pPr>
-              <w:spacing w:after="0"/>
-            </w:pPr>
-            <w:r>
-              <w:rPr>
-                <w:sz w:val="16"/>
-              </w:rPr>
-            </w:r>
-          </w:p>
-        </w:tc>
-      </w:tr>
-      <w:tr>
-        <w:trPr>
-          <w:trHeight w:hRule="atLeast" w:val="605"/>
-        </w:trPr>
-        <w:tc>
-          <w:tcPr>
-            <w:tcW w:type="dxa" w:w="2592"/>
-            <w:vAlign w:val="center"/>
-            <w:shd w:fill="EAF2F7"/>
-          </w:tcPr>
-          <w:p>
-            <w:pPr>
-              <w:spacing w:after="0"/>
-            </w:pPr>
-            <w:r>
-              <w:rPr>
-                <w:sz w:val="16"/>
-              </w:rPr>
-              <w:t>Peak-to-peak</w:t>
-            </w:r>
-          </w:p>
-        </w:tc>
-        <w:tc>
-          <w:tcPr>
-            <w:tcW w:type="dxa" w:w="2592"/>
-            <w:vAlign w:val="center"/>
-            <w:shd w:fill="EAF2F7"/>
-          </w:tcPr>
-          <w:p>
-            <w:pPr>
-              <w:spacing w:after="0"/>
-            </w:pPr>
-            <w:r>
-              <w:rPr>
-                <w:sz w:val="16"/>
-              </w:rPr>
-              <w:t>2.00 Vpp</w:t>
-            </w:r>
-          </w:p>
-        </w:tc>
-        <w:tc>
-          <w:tcPr>
-            <w:tcW w:type="dxa" w:w="2592"/>
-            <w:vAlign w:val="center"/>
-            <w:shd w:fill="EAF2F7"/>
-          </w:tcPr>
-          <w:p>
-            <w:pPr>
-              <w:spacing w:after="0"/>
-            </w:pPr>
-            <w:r>
-              <w:rPr>
-                <w:sz w:val="16"/>
-              </w:rPr>
-            </w:r>
-          </w:p>
-        </w:tc>
-        <w:tc>
-          <w:tcPr>
-            <w:tcW w:type="dxa" w:w="2880"/>
-            <w:vAlign w:val="center"/>
-            <w:shd w:fill="EAF2F7"/>
-          </w:tcPr>
-          <w:p>
-            <w:pPr>
-              <w:spacing w:after="0"/>
-            </w:pPr>
-            <w:r>
-              <w:rPr>
-                <w:sz w:val="16"/>
-              </w:rPr>
-            </w:r>
-          </w:p>
-        </w:tc>
-        <w:tc>
-          <w:tcPr>
-            <w:tcW w:type="dxa" w:w="4032"/>
-            <w:vAlign w:val="center"/>
-            <w:shd w:fill="EAF2F7"/>
-          </w:tcPr>
-          <w:p>
-            <w:pPr>
-              <w:spacing w:after="0"/>
-            </w:pPr>
-            <w:r>
-              <w:rPr>
-                <w:sz w:val="16"/>
-              </w:rPr>
-            </w:r>
-          </w:p>
-        </w:tc>
-      </w:tr>
-      <w:tr>
-        <w:trPr>
-          <w:trHeight w:hRule="atLeast" w:val="605"/>
-        </w:trPr>
-        <w:tc>
-          <w:tcPr>
-            <w:tcW w:type="dxa" w:w="2592"/>
-            <w:vAlign w:val="center"/>
-          </w:tcPr>
-          <w:p>
-            <w:pPr>
-              <w:spacing w:after="0"/>
-            </w:pPr>
-            <w:r>
-              <w:rPr>
-                <w:sz w:val="16"/>
-              </w:rPr>
-              <w:t>Peak amplitude</w:t>
-            </w:r>
-          </w:p>
-        </w:tc>
-        <w:tc>
-          <w:tcPr>
-            <w:tcW w:type="dxa" w:w="2592"/>
-            <w:vAlign w:val="center"/>
-          </w:tcPr>
-          <w:p>
-            <w:pPr>
-              <w:spacing w:after="0"/>
-            </w:pPr>
-            <w:r>
-              <w:rPr>
-                <w:sz w:val="16"/>
-              </w:rPr>
-            </w:r>
-          </w:p>
-        </w:tc>
-        <w:tc>
-          <w:tcPr>
-            <w:tcW w:type="dxa" w:w="2592"/>
-            <w:vAlign w:val="center"/>
-          </w:tcPr>
-          <w:p>
-            <w:pPr>
-              <w:spacing w:after="0"/>
-            </w:pPr>
-            <w:r>
-              <w:rPr>
-                <w:sz w:val="16"/>
-              </w:rPr>
-            </w:r>
-          </w:p>
-        </w:tc>
-        <w:tc>
-          <w:tcPr>
-            <w:tcW w:type="dxa" w:w="2880"/>
-            <w:vAlign w:val="center"/>
-          </w:tcPr>
-          <w:p>
-            <w:pPr>
-              <w:spacing w:after="0"/>
-            </w:pPr>
-            <w:r>
-              <w:rPr>
-                <w:sz w:val="16"/>
-              </w:rPr>
-            </w:r>
-          </w:p>
-        </w:tc>
-        <w:tc>
-          <w:tcPr>
-            <w:tcW w:type="dxa" w:w="4032"/>
-            <w:vAlign w:val="center"/>
-          </w:tcPr>
-          <w:p>
-            <w:pPr>
-              <w:spacing w:after="0"/>
-            </w:pPr>
-            <w:r>
-              <w:rPr>
-                <w:sz w:val="16"/>
-              </w:rPr>
-            </w:r>
-          </w:p>
-        </w:tc>
-      </w:tr>
-      <w:tr>
-        <w:trPr>
-          <w:trHeight w:hRule="atLeast" w:val="605"/>
-        </w:trPr>
-        <w:tc>
-          <w:tcPr>
-            <w:tcW w:type="dxa" w:w="2592"/>
-            <w:vAlign w:val="center"/>
-            <w:shd w:fill="EAF2F7"/>
-          </w:tcPr>
-          <w:p>
-            <w:pPr>
-              <w:spacing w:after="0"/>
-            </w:pPr>
-            <w:r>
-              <w:rPr>
-                <w:sz w:val="16"/>
-              </w:rPr>
-              <w:t>AC RMS</w:t>
-            </w:r>
-          </w:p>
-        </w:tc>
-        <w:tc>
-          <w:tcPr>
-            <w:tcW w:type="dxa" w:w="2592"/>
-            <w:vAlign w:val="center"/>
-            <w:shd w:fill="EAF2F7"/>
-          </w:tcPr>
-          <w:p>
-            <w:pPr>
-              <w:spacing w:after="0"/>
-            </w:pPr>
-            <w:r>
-              <w:rPr>
-                <w:sz w:val="16"/>
-              </w:rPr>
-            </w:r>
-          </w:p>
-        </w:tc>
-        <w:tc>
-          <w:tcPr>
-            <w:tcW w:type="dxa" w:w="2592"/>
-            <w:vAlign w:val="center"/>
-            <w:shd w:fill="EAF2F7"/>
-          </w:tcPr>
-          <w:p>
-            <w:pPr>
-              <w:spacing w:after="0"/>
-            </w:pPr>
-            <w:r>
-              <w:rPr>
-                <w:sz w:val="16"/>
-              </w:rPr>
-            </w:r>
-          </w:p>
-        </w:tc>
-        <w:tc>
-          <w:tcPr>
-            <w:tcW w:type="dxa" w:w="2880"/>
-            <w:vAlign w:val="center"/>
-            <w:shd w:fill="EAF2F7"/>
-          </w:tcPr>
-          <w:p>
-            <w:pPr>
-              <w:spacing w:after="0"/>
-            </w:pPr>
-            <w:r>
-              <w:rPr>
-                <w:sz w:val="16"/>
-              </w:rPr>
-            </w:r>
-          </w:p>
-        </w:tc>
-        <w:tc>
-          <w:tcPr>
-            <w:tcW w:type="dxa" w:w="4032"/>
-            <w:vAlign w:val="center"/>
-            <w:shd w:fill="EAF2F7"/>
-          </w:tcPr>
-          <w:p>
-            <w:pPr>
-              <w:spacing w:after="0"/>
-            </w:pPr>
-            <w:r>
-              <w:rPr>
-                <w:sz w:val="16"/>
-              </w:rPr>
-            </w:r>
-          </w:p>
-        </w:tc>
-      </w:tr>
-      <w:tr>
-        <w:trPr>
-          <w:trHeight w:hRule="atLeast" w:val="605"/>
-        </w:trPr>
-        <w:tc>
-          <w:tcPr>
-            <w:tcW w:type="dxa" w:w="2592"/>
-            <w:vAlign w:val="center"/>
-          </w:tcPr>
-          <w:p>
-            <w:pPr>
-              <w:spacing w:after="0"/>
-            </w:pPr>
-            <w:r>
-              <w:rPr>
-                <w:sz w:val="16"/>
-              </w:rPr>
-              <w:t>DC offset</w:t>
-            </w:r>
-          </w:p>
-        </w:tc>
-        <w:tc>
-          <w:tcPr>
-            <w:tcW w:type="dxa" w:w="2592"/>
-            <w:vAlign w:val="center"/>
-          </w:tcPr>
-          <w:p>
-            <w:pPr>
-              <w:spacing w:after="0"/>
-            </w:pPr>
-            <w:r>
-              <w:rPr>
-                <w:sz w:val="16"/>
-              </w:rPr>
-              <w:t>+1.00 V</w:t>
-            </w:r>
-          </w:p>
-        </w:tc>
-        <w:tc>
-          <w:tcPr>
-            <w:tcW w:type="dxa" w:w="2592"/>
-            <w:vAlign w:val="center"/>
-          </w:tcPr>
-          <w:p>
-            <w:pPr>
-              <w:spacing w:after="0"/>
-            </w:pPr>
-            <w:r>
-              <w:rPr>
-                <w:sz w:val="16"/>
-              </w:rPr>
-            </w:r>
-          </w:p>
-        </w:tc>
-        <w:tc>
-          <w:tcPr>
-            <w:tcW w:type="dxa" w:w="2880"/>
-            <w:vAlign w:val="center"/>
-          </w:tcPr>
-          <w:p>
-            <w:pPr>
-              <w:spacing w:after="0"/>
-            </w:pPr>
-            <w:r>
-              <w:rPr>
-                <w:sz w:val="16"/>
-              </w:rPr>
-            </w:r>
-          </w:p>
-        </w:tc>
-        <w:tc>
-          <w:tcPr>
-            <w:tcW w:type="dxa" w:w="4032"/>
-            <w:vAlign w:val="center"/>
-          </w:tcPr>
-          <w:p>
-            <w:pPr>
-              <w:spacing w:after="0"/>
-            </w:pPr>
-            <w:r>
-              <w:rPr>
-                <w:sz w:val="16"/>
-              </w:rPr>
-            </w:r>
-          </w:p>
-        </w:tc>
-      </w:tr>
-      <w:tr>
-        <w:trPr>
-          <w:trHeight w:hRule="atLeast" w:val="605"/>
-        </w:trPr>
-        <w:tc>
-          <w:tcPr>
-            <w:tcW w:type="dxa" w:w="2592"/>
-            <w:vAlign w:val="center"/>
-            <w:shd w:fill="EAF2F7"/>
-          </w:tcPr>
-          <w:p>
-            <w:pPr>
-              <w:spacing w:after="0"/>
-            </w:pPr>
-            <w:r>
-              <w:rPr>
-                <w:sz w:val="16"/>
-              </w:rPr>
-              <w:t>Maximum / minimum</w:t>
-            </w:r>
-          </w:p>
-        </w:tc>
-        <w:tc>
-          <w:tcPr>
-            <w:tcW w:type="dxa" w:w="2592"/>
-            <w:vAlign w:val="center"/>
-            <w:shd w:fill="EAF2F7"/>
-          </w:tcPr>
-          <w:p>
-            <w:pPr>
-              <w:spacing w:after="0"/>
-            </w:pPr>
-            <w:r>
-              <w:rPr>
-                <w:sz w:val="16"/>
-              </w:rPr>
-            </w:r>
-          </w:p>
-        </w:tc>
-        <w:tc>
-          <w:tcPr>
-            <w:tcW w:type="dxa" w:w="2592"/>
-            <w:vAlign w:val="center"/>
-            <w:shd w:fill="EAF2F7"/>
-          </w:tcPr>
-          <w:p>
-            <w:pPr>
-              <w:spacing w:after="0"/>
-            </w:pPr>
-            <w:r>
-              <w:rPr>
-                <w:sz w:val="16"/>
-              </w:rPr>
-            </w:r>
-          </w:p>
-        </w:tc>
-        <w:tc>
-          <w:tcPr>
-            <w:tcW w:type="dxa" w:w="2880"/>
-            <w:vAlign w:val="center"/>
-            <w:shd w:fill="EAF2F7"/>
-          </w:tcPr>
-          <w:p>
-            <w:pPr>
-              <w:spacing w:after="0"/>
-            </w:pPr>
-            <w:r>
-              <w:rPr>
-                <w:sz w:val="16"/>
-              </w:rPr>
-            </w:r>
-          </w:p>
-        </w:tc>
-        <w:tc>
-          <w:tcPr>
-            <w:tcW w:type="dxa" w:w="4032"/>
-            <w:vAlign w:val="center"/>
-            <w:shd w:fill="EAF2F7"/>
-          </w:tcPr>
-          <w:p>
-            <w:pPr>
-              <w:spacing w:after="0"/>
-            </w:pPr>
-            <w:r>
-              <w:rPr>
-                <w:sz w:val="16"/>
-              </w:rPr>
-            </w:r>
-          </w:p>
-        </w:tc>
-      </w:tr>
-    </w:tbl>
-    <w:p>
-      <w:pPr>
-        <w:spacing w:after="0"/>
-      </w:pPr>
-    </w:p>
-    <w:p>
-      <w:r>
-        <w:t>Generator load/display setting: ____________________    Scope volts/div: __________    time/div: __________</w:t>
-      </w:r>
-    </w:p>
-    <w:p>
-      <w:r>
-        <w:t>Explain one reason the DMM and oscilloscope readings may differ without either instrument being defective.</w:t>
-      </w:r>
-    </w:p>
-    <w:p>
-      <w:pPr>
-        <w:spacing w:after="60"/>
-      </w:pPr>
-      <w:r>
-        <w:rPr>
-          <w:color w:val="969696"/>
-        </w:rPr>
-        <w:t>____________________________________________________________________________________________</w:t>
-      </w:r>
-    </w:p>
-    <w:p>
-      <w:pPr>
-        <w:spacing w:after="60"/>
-      </w:pPr>
-      <w:r>
-        <w:rPr>
-          <w:color w:val="969696"/>
-        </w:rPr>
-        <w:t>____________________________________________________________________________________________</w:t>
-      </w:r>
-    </w:p>
-    <w:p>
-      <w:pPr>
-        <w:pStyle w:val="Heading1"/>
-      </w:pPr>
-      <w:r>
-        <w:t>Table 4 - Configuration Challenges (15 points)</w:t>
-      </w:r>
-    </w:p>
-    <w:tbl>
-      <w:tblPr>
-        <w:tblStyle w:val="TableGrid"/>
-        <w:tblW w:type="auto" w:w="0"/>
-        <w:tblLayout w:type="fixed"/>
-        <w:tblLook w:firstColumn="1" w:firstRow="1" w:lastColumn="0" w:lastRow="0" w:noHBand="0" w:noVBand="1" w:val="04A0"/>
-      </w:tblPr>
-      <w:tblGrid>
-        <w:gridCol w:w="2851"/>
-        <w:gridCol w:w="2851"/>
-        <w:gridCol w:w="2851"/>
-        <w:gridCol w:w="2851"/>
-        <w:gridCol w:w="2851"/>
-      </w:tblGrid>
-      <w:tr>
-        <w:trPr>
-          <w:tblHeader w:val="true"/>
-        </w:trPr>
-        <w:tc>
-          <w:tcPr>
-            <w:tcW w:type="dxa" w:w="2448"/>
-            <w:shd w:fill="17324D"/>
-          </w:tcPr>
-          <w:p>
-            <w:r>
-              <w:rPr>
-                <w:b/>
-                <w:color w:val="FFFFFF"/>
-                <w:sz w:val="16"/>
-              </w:rPr>
-              <w:t>Challenge</w:t>
-            </w:r>
-          </w:p>
-        </w:tc>
-        <w:tc>
-          <w:tcPr>
-            <w:tcW w:type="dxa" w:w="2880"/>
-            <w:shd w:fill="17324D"/>
-          </w:tcPr>
-          <w:p>
-            <w:r>
-              <w:rPr>
-                <w:b/>
-                <w:color w:val="FFFFFF"/>
-                <w:sz w:val="16"/>
-              </w:rPr>
-              <w:t>Correct baseline</w:t>
-            </w:r>
-          </w:p>
-        </w:tc>
-        <w:tc>
-          <w:tcPr>
-            <w:tcW w:type="dxa" w:w="3024"/>
-            <w:shd w:fill="17324D"/>
-          </w:tcPr>
-          <w:p>
-            <w:r>
-              <w:rPr>
-                <w:b/>
-                <w:color w:val="FFFFFF"/>
-                <w:sz w:val="16"/>
-              </w:rPr>
-              <w:t>Changed setting</w:t>
-            </w:r>
-          </w:p>
-        </w:tc>
-        <w:tc>
-          <w:tcPr>
-            <w:tcW w:type="dxa" w:w="3024"/>
-            <w:shd w:fill="17324D"/>
-          </w:tcPr>
-          <w:p>
-            <w:r>
-              <w:rPr>
-                <w:b/>
-                <w:color w:val="FFFFFF"/>
-                <w:sz w:val="16"/>
-              </w:rPr>
-              <w:t>Observed display</w:t>
-            </w:r>
-          </w:p>
-        </w:tc>
-        <w:tc>
-          <w:tcPr>
-            <w:tcW w:type="dxa" w:w="4752"/>
-            <w:shd w:fill="17324D"/>
-          </w:tcPr>
-          <w:p>
-            <w:r>
-              <w:rPr>
-                <w:b/>
-                <w:color w:val="FFFFFF"/>
-                <w:sz w:val="16"/>
-              </w:rPr>
-              <w:t>Cause and correction</w:t>
-            </w:r>
-          </w:p>
-        </w:tc>
-      </w:tr>
-      <w:tr>
-        <w:trPr>
-          <w:trHeight w:hRule="atLeast" w:val="605"/>
-        </w:trPr>
-        <w:tc>
-          <w:tcPr>
-            <w:tcW w:type="dxa" w:w="2448"/>
-            <w:vAlign w:val="center"/>
-          </w:tcPr>
-          <w:p>
-            <w:pPr>
-              <w:spacing w:after="0"/>
-            </w:pPr>
-            <w:r>
-              <w:rPr>
-                <w:sz w:val="16"/>
-              </w:rPr>
-              <w:t>Probe-factor mismatch</w:t>
-            </w:r>
-          </w:p>
-        </w:tc>
-        <w:tc>
-          <w:tcPr>
-            <w:tcW w:type="dxa" w:w="2880"/>
-            <w:vAlign w:val="center"/>
-          </w:tcPr>
-          <w:p>
-            <w:pPr>
-              <w:spacing w:after="0"/>
-            </w:pPr>
-            <w:r>
-              <w:rPr>
-                <w:sz w:val="16"/>
-              </w:rPr>
-            </w:r>
-          </w:p>
-        </w:tc>
-        <w:tc>
-          <w:tcPr>
-            <w:tcW w:type="dxa" w:w="3024"/>
-            <w:vAlign w:val="center"/>
-          </w:tcPr>
-          <w:p>
-            <w:pPr>
-              <w:spacing w:after="0"/>
-            </w:pPr>
-            <w:r>
-              <w:rPr>
-                <w:sz w:val="16"/>
-              </w:rPr>
-              <w:t>10x probe / 1x channel</w:t>
-            </w:r>
-          </w:p>
-        </w:tc>
-        <w:tc>
-          <w:tcPr>
-            <w:tcW w:type="dxa" w:w="3024"/>
-            <w:vAlign w:val="center"/>
-          </w:tcPr>
-          <w:p>
-            <w:pPr>
-              <w:spacing w:after="0"/>
-            </w:pPr>
-            <w:r>
-              <w:rPr>
-                <w:sz w:val="16"/>
-              </w:rPr>
-            </w:r>
-          </w:p>
-        </w:tc>
-        <w:tc>
-          <w:tcPr>
-            <w:tcW w:type="dxa" w:w="4752"/>
-            <w:vAlign w:val="center"/>
-          </w:tcPr>
-          <w:p>
-            <w:pPr>
-              <w:spacing w:after="0"/>
-            </w:pPr>
-            <w:r>
-              <w:rPr>
-                <w:sz w:val="16"/>
-              </w:rPr>
-            </w:r>
-          </w:p>
-        </w:tc>
-      </w:tr>
-      <w:tr>
-        <w:trPr>
-          <w:trHeight w:hRule="atLeast" w:val="605"/>
-        </w:trPr>
-        <w:tc>
-          <w:tcPr>
-            <w:tcW w:type="dxa" w:w="2448"/>
-            <w:vAlign w:val="center"/>
-            <w:shd w:fill="EAF2F7"/>
-          </w:tcPr>
-          <w:p>
-            <w:pPr>
-              <w:spacing w:after="0"/>
-            </w:pPr>
-            <w:r>
-              <w:rPr>
-                <w:sz w:val="16"/>
-              </w:rPr>
-              <w:t>AC coupling</w:t>
-            </w:r>
-          </w:p>
-        </w:tc>
-        <w:tc>
-          <w:tcPr>
-            <w:tcW w:type="dxa" w:w="2880"/>
-            <w:vAlign w:val="center"/>
-            <w:shd w:fill="EAF2F7"/>
-          </w:tcPr>
-          <w:p>
-            <w:pPr>
-              <w:spacing w:after="0"/>
-            </w:pPr>
-            <w:r>
-              <w:rPr>
-                <w:sz w:val="16"/>
-              </w:rPr>
-            </w:r>
-          </w:p>
-        </w:tc>
-        <w:tc>
-          <w:tcPr>
-            <w:tcW w:type="dxa" w:w="3024"/>
-            <w:vAlign w:val="center"/>
-            <w:shd w:fill="EAF2F7"/>
-          </w:tcPr>
-          <w:p>
-            <w:pPr>
-              <w:spacing w:after="0"/>
-            </w:pPr>
-            <w:r>
-              <w:rPr>
-                <w:sz w:val="16"/>
-              </w:rPr>
-              <w:t>DC to AC coupling</w:t>
-            </w:r>
-          </w:p>
-        </w:tc>
-        <w:tc>
-          <w:tcPr>
-            <w:tcW w:type="dxa" w:w="3024"/>
-            <w:vAlign w:val="center"/>
-            <w:shd w:fill="EAF2F7"/>
-          </w:tcPr>
-          <w:p>
-            <w:pPr>
-              <w:spacing w:after="0"/>
-            </w:pPr>
-            <w:r>
-              <w:rPr>
-                <w:sz w:val="16"/>
-              </w:rPr>
-            </w:r>
-          </w:p>
-        </w:tc>
-        <w:tc>
-          <w:tcPr>
-            <w:tcW w:type="dxa" w:w="4752"/>
-            <w:vAlign w:val="center"/>
-            <w:shd w:fill="EAF2F7"/>
-          </w:tcPr>
-          <w:p>
-            <w:pPr>
-              <w:spacing w:after="0"/>
-            </w:pPr>
-            <w:r>
-              <w:rPr>
-                <w:sz w:val="16"/>
-              </w:rPr>
-            </w:r>
-          </w:p>
-        </w:tc>
-      </w:tr>
-    </w:tbl>
-    <w:p>
-      <w:pPr>
-        <w:spacing w:after="0"/>
-      </w:pPr>
-    </w:p>
-    <w:p>
-      <w:r>
-        <w:t>For each challenge, did the electrical signal change, or did only the instrument's interpretation change? Explain.</w:t>
-      </w:r>
-    </w:p>
-    <w:p>
-      <w:pPr>
-        <w:spacing w:after="60"/>
-      </w:pPr>
-      <w:r>
-        <w:rPr>
-          <w:color w:val="969696"/>
-        </w:rPr>
-        <w:t>____________________________________________________________________________________________</w:t>
+        <w:t>Which instrument caused the largest loading error, and why must only one instrument be attached during each comparison?</w:t>
       </w:r>
     </w:p>
     <w:p>
@@ -2613,46 +2286,6 @@
         <w:pStyle w:val="Heading2"/>
       </w:pPr>
       <w:r>
-        <w:t>Parallel-load circuit</w:t>
-      </w:r>
-    </w:p>
-    <w:p>
-      <w:r>
-        <w:t>Show both branches and labeled power connections.</w:t>
-      </w:r>
-    </w:p>
-    <w:tbl>
-      <w:tblPr>
-        <w:tblStyle w:val="TableGrid"/>
-        <w:tblW w:type="auto" w:w="0"/>
-        <w:tblLook w:firstColumn="1" w:firstRow="1" w:lastColumn="0" w:lastRow="0" w:noHBand="0" w:noVBand="1" w:val="04A0"/>
-      </w:tblPr>
-      <w:tblGrid>
-        <w:gridCol w:w="14256"/>
-      </w:tblGrid>
-      <w:tr>
-        <w:trPr>
-          <w:trHeight w:hRule="atLeast" w:val="1944"/>
-        </w:trPr>
-        <w:tc>
-          <w:tcPr>
-            <w:tcW w:type="dxa" w:w="14256"/>
-            <w:shd w:fill="F4F4F2"/>
-          </w:tcPr>
-          <w:p>
-            <w:r>
-              <w:t>Insert photograph or screenshot here. Add a one-sentence caption identifying the relevant reading or setting.</w:t>
-            </w:r>
-          </w:p>
-        </w:tc>
-      </w:tr>
-    </w:tbl>
-    <w:p/>
-    <w:p>
-      <w:pPr>
-        <w:pStyle w:val="Heading2"/>
-      </w:pPr>
-      <w:r>
         <w:t>State B current</w:t>
       </w:r>
     </w:p>
@@ -2688,51 +2321,6 @@
       </w:tr>
     </w:tbl>
     <w:p/>
-    <w:p>
-      <w:pPr>
-        <w:pStyle w:val="Heading2"/>
-      </w:pPr>
-      <w:r>
-        <w:t>Loaded divider</w:t>
-      </w:r>
-    </w:p>
-    <w:p>
-      <w:r>
-        <w:t>Show the divider and one instrument reading at Vout.</w:t>
-      </w:r>
-    </w:p>
-    <w:tbl>
-      <w:tblPr>
-        <w:tblStyle w:val="TableGrid"/>
-        <w:tblW w:type="auto" w:w="0"/>
-        <w:tblLook w:firstColumn="1" w:firstRow="1" w:lastColumn="0" w:lastRow="0" w:noHBand="0" w:noVBand="1" w:val="04A0"/>
-      </w:tblPr>
-      <w:tblGrid>
-        <w:gridCol w:w="14256"/>
-      </w:tblGrid>
-      <w:tr>
-        <w:trPr>
-          <w:trHeight w:hRule="atLeast" w:val="1944"/>
-        </w:trPr>
-        <w:tc>
-          <w:tcPr>
-            <w:tcW w:type="dxa" w:w="14256"/>
-            <w:shd w:fill="F4F4F2"/>
-          </w:tcPr>
-          <w:p>
-            <w:r>
-              <w:t>Insert photograph or screenshot here. Add a one-sentence caption identifying the relevant reading or setting.</w:t>
-            </w:r>
-          </w:p>
-        </w:tc>
-      </w:tr>
-    </w:tbl>
-    <w:p/>
-    <w:p>
-      <w:r>
-        <w:br w:type="page"/>
-      </w:r>
-    </w:p>
     <w:p>
       <w:pPr>
         <w:pStyle w:val="Heading2"/>
@@ -2836,7 +2424,7 @@
         <w:pStyle w:val="ListBullet"/>
       </w:pPr>
       <w:r>
-        <w:t>Summarize what you built and measured.</w:t>
+        <w:t>Explain how State A and State B demonstrate a real circuit change and a different current signature.</w:t>
       </w:r>
     </w:p>
     <w:p>
@@ -2844,7 +2432,7 @@
         <w:pStyle w:val="ListBullet"/>
       </w:pPr>
       <w:r>
-        <w:t>Explain how State A and State B produced different current or power signatures.</w:t>
+        <w:t>Explain how instrument input resistance changed the loading divider and identify the largest effect.</w:t>
       </w:r>
     </w:p>
     <w:p>
@@ -2852,7 +2440,7 @@
         <w:pStyle w:val="ListBullet"/>
       </w:pPr>
       <w:r>
-        <w:t>Identify the largest loading effect and connect it to input resistance.</w:t>
+        <w:t>Explain how one configuration error changed only the displayed interpretation, not the source signal.</w:t>
       </w:r>
     </w:p>
     <w:p>
@@ -2860,15 +2448,7 @@
         <w:pStyle w:val="ListBullet"/>
       </w:pPr>
       <w:r>
-        <w:t>Explain one configuration error and the evidence that revealed it.</w:t>
-      </w:r>
-    </w:p>
-    <w:p>
-      <w:pPr>
-        <w:pStyle w:val="ListBullet"/>
-      </w:pPr>
-      <w:r>
-        <w:t>State one conclusion the measurements support and one they do not prove.</w:t>
+        <w:t>State one conclusion the combined evidence supports and one it does not prove.</w:t>
       </w:r>
     </w:p>
     <w:p>
@@ -2877,28 +2457,6 @@
       </w:pPr>
       <w:r>
         <w:t>Describe what was difficult and what you learned.</w:t>
-      </w:r>
-    </w:p>
-    <w:p>
-      <w:pPr>
-        <w:spacing w:after="60"/>
-      </w:pPr>
-      <w:r>
-        <w:rPr>
-          <w:color w:val="969696"/>
-        </w:rPr>
-        <w:t>____________________________________________________________________________________________</w:t>
-      </w:r>
-    </w:p>
-    <w:p>
-      <w:pPr>
-        <w:spacing w:after="60"/>
-      </w:pPr>
-      <w:r>
-        <w:rPr>
-          <w:color w:val="969696"/>
-        </w:rPr>
-        <w:t>____________________________________________________________________________________________</w:t>
       </w:r>
     </w:p>
     <w:p>

--- a/assets/labs/lab-02-report.docx
+++ b/assets/labs/lab-02-report.docx
@@ -190,13 +190,7 @@
                       <w:rPr>
                         <w:rFonts w:ascii="Cambria Math" w:hAnsi="Cambria Math"/>
                       </w:rPr>
-                      <m:t>1</m:t>
-                    </m:r>
-                    <m:r>
-                      <w:rPr>
-                        <w:rFonts w:ascii="Cambria Math" w:hAnsi="Cambria Math"/>
-                      </w:rPr>
-                      <m:t>, predict</m:t>
+                      <m:t>1, predict</m:t>
                     </m:r>
                   </m:sub>
                 </m:sSub>
@@ -238,13 +232,7 @@
                       <w:rPr>
                         <w:rFonts w:ascii="Cambria Math" w:hAnsi="Cambria Math"/>
                       </w:rPr>
-                      <m:t>2</m:t>
-                    </m:r>
-                    <m:r>
-                      <w:rPr>
-                        <w:rFonts w:ascii="Cambria Math" w:hAnsi="Cambria Math"/>
-                      </w:rPr>
-                      <m:t>, predict</m:t>
+                      <m:t>2, predict</m:t>
                     </m:r>
                   </m:sub>
                 </m:sSub>
@@ -286,13 +274,7 @@
                       <w:rPr>
                         <w:rFonts w:ascii="Cambria Math" w:hAnsi="Cambria Math"/>
                       </w:rPr>
-                      <m:t>total</m:t>
-                    </m:r>
-                    <m:r>
-                      <w:rPr>
-                        <w:rFonts w:ascii="Cambria Math" w:hAnsi="Cambria Math"/>
-                      </w:rPr>
-                      <m:t>, predict</m:t>
+                      <m:t>total, predict</m:t>
                     </m:r>
                   </m:sub>
                 </m:sSub>
@@ -334,13 +316,7 @@
                       <w:rPr>
                         <w:rFonts w:ascii="Cambria Math" w:hAnsi="Cambria Math"/>
                       </w:rPr>
-                      <m:t>total</m:t>
-                    </m:r>
-                    <m:r>
-                      <w:rPr>
-                        <w:rFonts w:ascii="Cambria Math" w:hAnsi="Cambria Math"/>
-                      </w:rPr>
-                      <m:t>,meas</m:t>
+                      <m:t>total,meas</m:t>
                     </m:r>
                   </m:sub>
                 </m:sSub>
@@ -387,13 +363,7 @@
                       <w:rPr>
                         <w:rFonts w:ascii="Cambria Math" w:hAnsi="Cambria Math"/>
                       </w:rPr>
-                      <m:t>total</m:t>
-                    </m:r>
-                    <m:r>
-                      <w:rPr>
-                        <w:rFonts w:ascii="Cambria Math" w:hAnsi="Cambria Math"/>
-                      </w:rPr>
-                      <m:t>, predict</m:t>
+                      <m:t>total, predict</m:t>
                     </m:r>
                   </m:sub>
                 </m:sSub>
@@ -435,13 +405,7 @@
                       <w:rPr>
                         <w:rFonts w:ascii="Cambria Math" w:hAnsi="Cambria Math"/>
                       </w:rPr>
-                      <m:t>branch</m:t>
-                    </m:r>
-                    <m:r>
-                      <w:rPr>
-                        <w:rFonts w:ascii="Cambria Math" w:hAnsi="Cambria Math"/>
-                      </w:rPr>
-                      <m:t>,meas</m:t>
+                      <m:t>branch,meas</m:t>
                     </m:r>
                   </m:sub>
                 </m:sSub>
@@ -888,9 +852,9 @@
         <w:tblLook w:val="04A0" w:firstRow="1" w:lastRow="0" w:firstColumn="1" w:lastColumn="0" w:noHBand="0" w:noVBand="1"/>
       </w:tblPr>
       <w:tblGrid>
-        <w:gridCol w:w="2704"/>
-        <w:gridCol w:w="2705"/>
-        <w:gridCol w:w="2795"/>
+        <w:gridCol w:w="2635"/>
+        <w:gridCol w:w="4351"/>
+        <w:gridCol w:w="3922"/>
       </w:tblGrid>
       <w:tr>
         <w:trPr>
@@ -1171,7 +1135,16 @@
                 <w:bCs/>
                 <w:sz w:val="16"/>
               </w:rPr>
-              <w:t xml:space="preserve"> (V</w:t>
+              <w:t xml:space="preserve"> (</w:t>
+            </w:r>
+            <w:proofErr w:type="spellStart"/>
+            <w:r>
+              <w:rPr>
+                <w:b/>
+                <w:bCs/>
+                <w:sz w:val="16"/>
+              </w:rPr>
+              <w:t>V</w:t>
             </w:r>
             <w:r>
               <w:rPr>
@@ -1182,6 +1155,7 @@
               </w:rPr>
               <w:t>pp</w:t>
             </w:r>
+            <w:proofErr w:type="spellEnd"/>
             <w:r>
               <w:rPr>
                 <w:b/>
@@ -1212,8 +1186,18 @@
                 <w:iCs/>
                 <w:sz w:val="16"/>
               </w:rPr>
-              <w:t>2.00 Vpp</w:t>
+              <w:t xml:space="preserve">2.00 </w:t>
             </w:r>
+            <w:proofErr w:type="spellStart"/>
+            <w:r>
+              <w:rPr>
+                <w:i/>
+                <w:iCs/>
+                <w:sz w:val="16"/>
+              </w:rPr>
+              <w:t>Vpp</w:t>
+            </w:r>
+            <w:proofErr w:type="spellEnd"/>
           </w:p>
         </w:tc>
         <w:tc>
@@ -1268,7 +1252,16 @@
                 <w:bCs/>
                 <w:sz w:val="16"/>
               </w:rPr>
-              <w:t>(V</w:t>
+              <w:t>(</w:t>
+            </w:r>
+            <w:proofErr w:type="spellStart"/>
+            <w:r>
+              <w:rPr>
+                <w:b/>
+                <w:bCs/>
+                <w:sz w:val="16"/>
+              </w:rPr>
+              <w:t>V</w:t>
             </w:r>
             <w:r>
               <w:rPr>
@@ -1279,6 +1272,7 @@
               </w:rPr>
               <w:t>peak</w:t>
             </w:r>
+            <w:proofErr w:type="spellEnd"/>
             <w:r>
               <w:rPr>
                 <w:b/>
@@ -1587,7 +1581,16 @@
                 <w:bCs/>
                 <w:sz w:val="16"/>
               </w:rPr>
-              <w:t>Minimum voltage (V</w:t>
+              <w:t>Minimum voltage (</w:t>
+            </w:r>
+            <w:proofErr w:type="spellStart"/>
+            <w:r>
+              <w:rPr>
+                <w:b/>
+                <w:bCs/>
+                <w:sz w:val="16"/>
+              </w:rPr>
+              <w:t>V</w:t>
             </w:r>
             <w:r>
               <w:rPr>
@@ -1598,6 +1601,7 @@
               </w:rPr>
               <w:t>min</w:t>
             </w:r>
+            <w:proofErr w:type="spellEnd"/>
             <w:r>
               <w:rPr>
                 <w:b/>
@@ -1679,6 +1683,7 @@
       <w:r>
         <w:t xml:space="preserve">Enter the </w:t>
       </w:r>
+      <w:proofErr w:type="spellStart"/>
       <w:r>
         <w:t>V</w:t>
       </w:r>
@@ -1688,6 +1693,7 @@
         </w:rPr>
         <w:t>pp</w:t>
       </w:r>
+      <w:proofErr w:type="spellEnd"/>
       <w:r>
         <w:t>, V</w:t>
       </w:r>
@@ -1698,7 +1704,11 @@
         <w:t>max</w:t>
       </w:r>
       <w:r>
-        <w:t>, and V</w:t>
+        <w:t xml:space="preserve">, and </w:t>
+      </w:r>
+      <w:proofErr w:type="spellStart"/>
+      <w:r>
+        <w:t>V</w:t>
       </w:r>
       <w:r>
         <w:rPr>
@@ -1706,6 +1716,7 @@
         </w:rPr>
         <w:t>min</w:t>
       </w:r>
+      <w:proofErr w:type="spellEnd"/>
       <w:r>
         <w:rPr>
           <w:vertAlign w:val="subscript"/>
@@ -2174,8 +2185,18 @@
                 <w:color w:val="FFFFFF"/>
                 <w:sz w:val="17"/>
               </w:rPr>
-              <w:t>Predicted Vout</w:t>
+              <w:t xml:space="preserve">Predicted </w:t>
             </w:r>
+            <w:proofErr w:type="spellStart"/>
+            <w:r>
+              <w:rPr>
+                <w:b/>
+                <w:color w:val="FFFFFF"/>
+                <w:sz w:val="17"/>
+              </w:rPr>
+              <w:t>Vout</w:t>
+            </w:r>
+            <w:proofErr w:type="spellEnd"/>
           </w:p>
         </w:tc>
         <w:tc>
@@ -2200,8 +2221,18 @@
                 <w:color w:val="FFFFFF"/>
                 <w:sz w:val="17"/>
               </w:rPr>
-              <w:t>Measured Vout</w:t>
+              <w:t xml:space="preserve">Measured </w:t>
             </w:r>
+            <w:proofErr w:type="spellStart"/>
+            <w:r>
+              <w:rPr>
+                <w:b/>
+                <w:color w:val="FFFFFF"/>
+                <w:sz w:val="17"/>
+              </w:rPr>
+              <w:t>Vout</w:t>
+            </w:r>
+            <w:proofErr w:type="spellEnd"/>
           </w:p>
         </w:tc>
         <w:tc>
@@ -2326,8 +2357,18 @@
                 <w:iCs/>
                 <w:sz w:val="16"/>
               </w:rPr>
-              <w:t>100 kΩ</w:t>
+              <w:t xml:space="preserve">100 </w:t>
             </w:r>
+            <w:proofErr w:type="spellStart"/>
+            <w:r>
+              <w:rPr>
+                <w:i/>
+                <w:iCs/>
+                <w:sz w:val="16"/>
+              </w:rPr>
+              <w:t>kΩ</w:t>
+            </w:r>
+            <w:proofErr w:type="spellEnd"/>
           </w:p>
         </w:tc>
         <w:tc>
@@ -2998,23 +3039,7 @@
           <w:i/>
           <w:iCs/>
         </w:rPr>
-        <w:t xml:space="preserve">Students are commonly </w:t>
-      </w:r>
-      <w:proofErr w:type="gramStart"/>
-      <w:r>
-        <w:rPr>
-          <w:i/>
-          <w:iCs/>
-        </w:rPr>
-        <w:t>confused on</w:t>
-      </w:r>
-      <w:proofErr w:type="gramEnd"/>
-      <w:r>
-        <w:rPr>
-          <w:i/>
-          <w:iCs/>
-        </w:rPr>
-        <w:t xml:space="preserve"> the first time using an oscilloscope. What intrigued you when you used it?</w:t>
+        <w:t>What was difficult or surprising when you first used the oscilloscope, and what setting or action helped you obtain a trustworthy waveform?</w:t>
       </w:r>
     </w:p>
     <w:p>
@@ -3034,23 +3059,7 @@
           <w:i/>
           <w:iCs/>
         </w:rPr>
-        <w:t xml:space="preserve">When do we need to </w:t>
-      </w:r>
-      <w:proofErr w:type="gramStart"/>
-      <w:r>
-        <w:rPr>
-          <w:i/>
-          <w:iCs/>
-        </w:rPr>
-        <w:t>take into account</w:t>
-      </w:r>
-      <w:proofErr w:type="gramEnd"/>
-      <w:r>
-        <w:rPr>
-          <w:i/>
-          <w:iCs/>
-        </w:rPr>
-        <w:t xml:space="preserve"> loading effects and when can we disregard it (to a degree)?</w:t>
+        <w:t>Based on your loading-divider results, when does instrument loading matter, and when can it be treated as negligible? Refer to the relationship between instrument input resistance and circuit resistance.</w:t>
       </w:r>
     </w:p>
     <w:p/>
